--- a/Project-01-Ecommerce-Manual-Testing/Requirements/requirements.docx
+++ b/Project-01-Ecommerce-Manual-Testing/Requirements/requirements.docx
@@ -775,7 +775,6 @@
         <w:t>The application should prevent unauthorized access to protected pages.</w:t>
       </w:r>
     </w:p>
-    <w:p/>
     <w:sectPr>
       <w:pgSz w:w="11906" w:h="16838"/>
       <w:pgMar w:top="1440" w:right="1440" w:bottom="1440" w:left="1440" w:header="708" w:footer="708" w:gutter="0"/>
